--- a/modules/assets/backend/templates/dc_template.docx
+++ b/modules/assets/backend/templates/dc_template.docx
@@ -49,7 +49,7 @@
               </w:rPr>
             </w:pPr>
             <w:r>
-              <w:t xml:space="preserve">{{ dc_title }} </w:t>
+              <w:t>{{ dc_title }}</w:t>
             </w:r>
           </w:p>
         </w:tc>
@@ -222,15 +222,15 @@
               </w:rPr>
             </w:pPr>
             <w:r>
-              <w:t xml:space="preserve">D.C No.          : {{ dc_no }}  </w:t>
-            </w:r>
-          </w:p>
-          <w:p>
-            <w:pPr>
-              <w:spacing w:after="0" w:line="240" w:lineRule="auto"/>
-            </w:pPr>
-            <w:r>
-              <w:t xml:space="preserve">DATE              : {{ date }}   </w:t>
+              <w:t>D.C No.          : {{ dc_no }}</w:t>
+            </w:r>
+          </w:p>
+          <w:p>
+            <w:pPr>
+              <w:spacing w:after="0" w:line="240" w:lineRule="auto"/>
+            </w:pPr>
+            <w:r>
+              <w:t>DATE              : {{ date }}</w:t>
             </w:r>
           </w:p>
         </w:tc>
@@ -346,18 +346,17 @@
             </w:pPr>
             <w:r>
               <w:t>DELIVER TO:</w:t>
-              <w:br/>
+            </w:r>
+          </w:p>
+          <w:p>
+            <w:pPr>
+              <w:rPr>
+                <w:rFonts w:cs="Arial"/>
+              </w:rPr>
+            </w:pPr>
+            <w:r>
               <w:t>{{ deliver_to }}</w:t>
-              <w:br/>
-              <w:t>{{ deliver_to }}</w:t>
-            </w:r>
-          </w:p>
-          <w:p>
-            <w:pPr>
-              <w:rPr>
-                <w:rFonts w:cs="Arial"/>
-              </w:rPr>
-            </w:pPr>
+            </w:r>
           </w:p>
         </w:tc>
       </w:tr>
@@ -466,9 +465,101 @@
             </w:tcBorders>
           </w:tcPr>
           <w:p>
-            <w:r>
+            <w:pPr>
+              <w:spacing w:after="0" w:line="240" w:lineRule="auto"/>
+              <w:jc w:val="center"/>
+            </w:pPr>
+            <w:r>
+              <w:t>{% for item in items %}</w:t>
+              <w:br/>
               <w:t>{{ item.description }}</w:t>
             </w:r>
+          </w:p>
+          <w:p>
+            <w:pPr>
+              <w:spacing w:after="0" w:line="240" w:lineRule="auto"/>
+            </w:pPr>
+            <w:r/>
+          </w:p>
+          <w:p>
+            <w:pPr>
+              <w:spacing w:after="0" w:line="240" w:lineRule="auto"/>
+            </w:pPr>
+            <w:r/>
+          </w:p>
+          <w:p>
+            <w:pPr>
+              <w:spacing w:after="0" w:line="240" w:lineRule="auto"/>
+            </w:pPr>
+            <w:r/>
+          </w:p>
+          <w:p>
+            <w:pPr>
+              <w:spacing w:after="0" w:line="240" w:lineRule="auto"/>
+            </w:pPr>
+            <w:r/>
+          </w:p>
+          <w:p>
+            <w:pPr>
+              <w:spacing w:after="0" w:line="240" w:lineRule="auto"/>
+              <w:jc w:val="center"/>
+            </w:pPr>
+            <w:r/>
+          </w:p>
+          <w:p>
+            <w:pPr>
+              <w:spacing w:after="0" w:line="240" w:lineRule="auto"/>
+              <w:jc w:val="center"/>
+            </w:pPr>
+            <w:r/>
+          </w:p>
+          <w:p>
+            <w:pPr>
+              <w:spacing w:after="0" w:line="240" w:lineRule="auto"/>
+              <w:jc w:val="center"/>
+            </w:pPr>
+            <w:r/>
+          </w:p>
+          <w:p>
+            <w:pPr>
+              <w:spacing w:after="0" w:line="240" w:lineRule="auto"/>
+              <w:jc w:val="center"/>
+            </w:pPr>
+            <w:r/>
+          </w:p>
+          <w:p>
+            <w:pPr>
+              <w:spacing w:after="0" w:line="240" w:lineRule="auto"/>
+              <w:jc w:val="center"/>
+            </w:pPr>
+            <w:r/>
+          </w:p>
+          <w:p>
+            <w:pPr>
+              <w:spacing w:after="0" w:line="240" w:lineRule="auto"/>
+              <w:jc w:val="center"/>
+            </w:pPr>
+            <w:r/>
+          </w:p>
+          <w:p>
+            <w:pPr>
+              <w:spacing w:after="0" w:line="240" w:lineRule="auto"/>
+              <w:jc w:val="center"/>
+            </w:pPr>
+            <w:r/>
+          </w:p>
+          <w:p>
+            <w:pPr>
+              <w:spacing w:after="0" w:line="240" w:lineRule="auto"/>
+              <w:jc w:val="center"/>
+            </w:pPr>
+            <w:r/>
+          </w:p>
+          <w:p>
+            <w:pPr>
+              <w:spacing w:after="0" w:line="240" w:lineRule="auto"/>
+            </w:pPr>
+            <w:r/>
           </w:p>
         </w:tc>
         <w:tc>
@@ -481,9 +572,62 @@
             </w:tcBorders>
           </w:tcPr>
           <w:p>
+            <w:pPr>
+              <w:spacing w:after="0" w:line="240" w:lineRule="auto"/>
+              <w:jc w:val="center"/>
+            </w:pPr>
             <w:r>
               <w:t>{{ item.qty }}</w:t>
-            </w:r>
+              <w:br/>
+              <w:t>{% endfor %}</w:t>
+            </w:r>
+          </w:p>
+          <w:p>
+            <w:pPr>
+              <w:spacing w:after="0"/>
+            </w:pPr>
+            <w:r/>
+          </w:p>
+          <w:p>
+            <w:pPr>
+              <w:spacing w:after="0"/>
+              <w:jc w:val="center"/>
+            </w:pPr>
+            <w:r/>
+          </w:p>
+          <w:p>
+            <w:pPr>
+              <w:spacing w:after="0"/>
+              <w:jc w:val="center"/>
+            </w:pPr>
+            <w:r/>
+          </w:p>
+          <w:p>
+            <w:pPr>
+              <w:spacing w:after="0"/>
+              <w:jc w:val="center"/>
+            </w:pPr>
+            <w:r/>
+          </w:p>
+          <w:p>
+            <w:pPr>
+              <w:spacing w:after="0"/>
+              <w:jc w:val="center"/>
+            </w:pPr>
+            <w:r/>
+          </w:p>
+          <w:p>
+            <w:pPr>
+              <w:spacing w:after="0"/>
+              <w:jc w:val="center"/>
+            </w:pPr>
+            <w:r/>
+          </w:p>
+          <w:p>
+            <w:pPr>
+              <w:jc w:val="center"/>
+            </w:pPr>
+            <w:r/>
           </w:p>
         </w:tc>
       </w:tr>

--- a/modules/assets/backend/templates/dc_template.docx
+++ b/modules/assets/backend/templates/dc_template.docx
@@ -376,7 +376,8 @@
         </w:trPr>
         <w:tc>
           <w:tcPr>
-            <w:tcW w:w="753" w:type="dxa"/>
+            <w:tcW w:w="6167" w:type="dxa"/>
+            <w:gridSpan w:val="2"/>
             <w:tcBorders>
               <w:tl2br w:val="nil"/>
               <w:tr2bl w:val="nil"/>
@@ -384,28 +385,7 @@
           </w:tcPr>
           <w:p>
             <w:pPr>
-              <w:spacing w:after="0" w:line="240" w:lineRule="auto"/>
-              <w:rPr>
-                <w:b/>
-              </w:rPr>
-            </w:pPr>
-          </w:p>
-        </w:tc>
-        <w:tc>
-          <w:tcPr>
-            <w:tcW w:w="5414" w:type="dxa"/>
-            <w:tcBorders>
-              <w:tl2br w:val="nil"/>
-              <w:tr2bl w:val="nil"/>
-            </w:tcBorders>
-          </w:tcPr>
-          <w:p>
-            <w:pPr>
-              <w:spacing w:after="0" w:line="240" w:lineRule="auto"/>
               <w:jc w:val="center"/>
-              <w:rPr>
-                <w:b/>
-              </w:rPr>
             </w:pPr>
             <w:r>
               <w:rPr>
@@ -426,11 +406,7 @@
           </w:tcPr>
           <w:p>
             <w:pPr>
-              <w:spacing w:after="0" w:line="240" w:lineRule="auto"/>
               <w:jc w:val="center"/>
-              <w:rPr>
-                <w:b/>
-              </w:rPr>
             </w:pPr>
             <w:r>
               <w:rPr>
@@ -465,101 +441,11 @@
             </w:tcBorders>
           </w:tcPr>
           <w:p>
-            <w:pPr>
-              <w:spacing w:after="0" w:line="240" w:lineRule="auto"/>
-              <w:jc w:val="center"/>
-            </w:pPr>
-            <w:r>
-              <w:t>{% for item in items %}</w:t>
+            <w:r>
+              <w:t>{% for item in items %}{{ item.description }}</w:t>
               <w:br/>
-              <w:t>{{ item.description }}</w:t>
-            </w:r>
-          </w:p>
-          <w:p>
-            <w:pPr>
-              <w:spacing w:after="0" w:line="240" w:lineRule="auto"/>
-            </w:pPr>
-            <w:r/>
-          </w:p>
-          <w:p>
-            <w:pPr>
-              <w:spacing w:after="0" w:line="240" w:lineRule="auto"/>
-            </w:pPr>
-            <w:r/>
-          </w:p>
-          <w:p>
-            <w:pPr>
-              <w:spacing w:after="0" w:line="240" w:lineRule="auto"/>
-            </w:pPr>
-            <w:r/>
-          </w:p>
-          <w:p>
-            <w:pPr>
-              <w:spacing w:after="0" w:line="240" w:lineRule="auto"/>
-            </w:pPr>
-            <w:r/>
-          </w:p>
-          <w:p>
-            <w:pPr>
-              <w:spacing w:after="0" w:line="240" w:lineRule="auto"/>
-              <w:jc w:val="center"/>
-            </w:pPr>
-            <w:r/>
-          </w:p>
-          <w:p>
-            <w:pPr>
-              <w:spacing w:after="0" w:line="240" w:lineRule="auto"/>
-              <w:jc w:val="center"/>
-            </w:pPr>
-            <w:r/>
-          </w:p>
-          <w:p>
-            <w:pPr>
-              <w:spacing w:after="0" w:line="240" w:lineRule="auto"/>
-              <w:jc w:val="center"/>
-            </w:pPr>
-            <w:r/>
-          </w:p>
-          <w:p>
-            <w:pPr>
-              <w:spacing w:after="0" w:line="240" w:lineRule="auto"/>
-              <w:jc w:val="center"/>
-            </w:pPr>
-            <w:r/>
-          </w:p>
-          <w:p>
-            <w:pPr>
-              <w:spacing w:after="0" w:line="240" w:lineRule="auto"/>
-              <w:jc w:val="center"/>
-            </w:pPr>
-            <w:r/>
-          </w:p>
-          <w:p>
-            <w:pPr>
-              <w:spacing w:after="0" w:line="240" w:lineRule="auto"/>
-              <w:jc w:val="center"/>
-            </w:pPr>
-            <w:r/>
-          </w:p>
-          <w:p>
-            <w:pPr>
-              <w:spacing w:after="0" w:line="240" w:lineRule="auto"/>
-              <w:jc w:val="center"/>
-            </w:pPr>
-            <w:r/>
-          </w:p>
-          <w:p>
-            <w:pPr>
-              <w:spacing w:after="0" w:line="240" w:lineRule="auto"/>
-              <w:jc w:val="center"/>
-            </w:pPr>
-            <w:r/>
-          </w:p>
-          <w:p>
-            <w:pPr>
-              <w:spacing w:after="0" w:line="240" w:lineRule="auto"/>
-            </w:pPr>
-            <w:r/>
+              <w:t>{% endfor %}</w:t>
+            </w:r>
           </w:p>
         </w:tc>
         <w:tc>
@@ -572,62 +458,11 @@
             </w:tcBorders>
           </w:tcPr>
           <w:p>
-            <w:pPr>
-              <w:spacing w:after="0" w:line="240" w:lineRule="auto"/>
-              <w:jc w:val="center"/>
-            </w:pPr>
-            <w:r>
-              <w:t>{{ item.qty }}</w:t>
+            <w:r>
+              <w:t>{% for item in items %}{{ item.qty }}</w:t>
               <w:br/>
               <w:t>{% endfor %}</w:t>
             </w:r>
-          </w:p>
-          <w:p>
-            <w:pPr>
-              <w:spacing w:after="0"/>
-            </w:pPr>
-            <w:r/>
-          </w:p>
-          <w:p>
-            <w:pPr>
-              <w:spacing w:after="0"/>
-              <w:jc w:val="center"/>
-            </w:pPr>
-            <w:r/>
-          </w:p>
-          <w:p>
-            <w:pPr>
-              <w:spacing w:after="0"/>
-              <w:jc w:val="center"/>
-            </w:pPr>
-            <w:r/>
-          </w:p>
-          <w:p>
-            <w:pPr>
-              <w:spacing w:after="0"/>
-              <w:jc w:val="center"/>
-            </w:pPr>
-            <w:r/>
-          </w:p>
-          <w:p>
-            <w:pPr>
-              <w:spacing w:after="0"/>
-              <w:jc w:val="center"/>
-            </w:pPr>
-            <w:r/>
-          </w:p>
-          <w:p>
-            <w:pPr>
-              <w:spacing w:after="0"/>
-              <w:jc w:val="center"/>
-            </w:pPr>
-            <w:r/>
-          </w:p>
-          <w:p>
-            <w:pPr>
-              <w:jc w:val="center"/>
-            </w:pPr>
-            <w:r/>
           </w:p>
         </w:tc>
       </w:tr>
